--- a/flow/20230927_hours/drafts/2024-05-g/21.05.docx
+++ b/flow/20230927_hours/drafts/2024-05-g/21.05.docx
@@ -1495,6 +1495,40 @@
           <w:color w:val="FF0000"/>
           <w:sz w:val="24"/>
         </w:rPr>
+        <w:t>Тропар (г. 8):</w:t>
+      </w:r>
+      <w:r>
+        <w:rPr>
+          <w:rFonts w:ascii="Times New Roman" w:hAnsi="Times New Roman"/>
+          <w:sz w:val="24"/>
+        </w:rPr>
+        <w:t xml:space="preserve"> Хреста твого образ на небі побачивши,* і як Павло, покликання не від людей прийнявши,* між царями твій апостол, Господи, царюючий город у руку твою положив.* Спасай нас завжди в мирі, молитвами Богородиці,* єдиний Чоловіколюбче.</w:t>
+      </w:r>
+    </w:p>
+    <w:p>
+      <w:pPr>
+        <w:spacing w:line="240" w:lineRule="auto"/>
+        <w:rPr>
+          <w:rFonts w:ascii="Times New Roman" w:hAnsi="Times New Roman"/>
+          <w:sz w:val="24"/>
+        </w:rPr>
+      </w:pPr>
+      <w:r>
+        <w:rPr>
+          <w:rFonts w:ascii="Times New Roman" w:hAnsi="Times New Roman"/>
+          <w:sz w:val="24"/>
+        </w:rPr>
+        <w:t>Слава Отцю, і Сину, і Святому Духові.</w:t>
+      </w:r>
+    </w:p>
+    <w:p>
+      <w:r>
+        <w:rPr>
+          <w:rFonts w:ascii="Times New Roman" w:hAnsi="Times New Roman"/>
+          <w:i/>
+          <w:color w:val="FF0000"/>
+          <w:sz w:val="24"/>
+        </w:rPr>
         <w:t>Тропар (г</w:t>
       </w:r>
       <w:r>
@@ -1541,41 +1575,167 @@
           <w:rFonts w:ascii="Times New Roman" w:hAnsi="Times New Roman"/>
           <w:sz w:val="24"/>
         </w:rPr>
-        <w:t>Слава Отцю, і Сину, і Святому Духові.</w:t>
-      </w:r>
-    </w:p>
-    <w:p>
-      <w:r>
-        <w:rPr>
-          <w:rFonts w:ascii="Times New Roman" w:hAnsi="Times New Roman"/>
-          <w:i/>
-          <w:color w:val="FF0000"/>
-          <w:sz w:val="24"/>
-        </w:rPr>
-        <w:t>Тропар (г</w:t>
-      </w:r>
-      <w:r>
-        <w:rPr>
-          <w:rFonts w:ascii="Times New Roman" w:hAnsi="Times New Roman"/>
-          <w:i/>
-          <w:color w:val="FF0000"/>
-          <w:sz w:val="24"/>
-        </w:rPr>
-        <w:t>. 8):</w:t>
-      </w:r>
-      <w:r>
-        <w:rPr>
-          <w:rFonts w:ascii="Times New Roman" w:hAnsi="Times New Roman"/>
-          <w:sz w:val="24"/>
-        </w:rPr>
-        <w:t xml:space="preserve"> Хреста твого образ на небі побачивши,* і як Павло, покликання не від людей прийнявши,* між царями твій апостол, Господи, царюючий город у руку твою положив.* Спасай нас завжди в мирі, молитвами Богородиці,* єдиний </w:t>
-      </w:r>
-      <w:r>
-        <w:rPr>
-          <w:rFonts w:ascii="Times New Roman" w:hAnsi="Times New Roman"/>
-          <w:sz w:val="24"/>
-        </w:rPr>
-        <w:t>Чоловіколюбче</w:t>
+        <w:t xml:space="preserve">І нині, і повсякчас, і на віки </w:t>
+      </w:r>
+      <w:r>
+        <w:rPr>
+          <w:rFonts w:ascii="Times New Roman" w:hAnsi="Times New Roman"/>
+          <w:sz w:val="24"/>
+        </w:rPr>
+        <w:t>віків.</w:t>
+      </w:r>
+      <w:r>
+        <w:rPr>
+          <w:rFonts w:ascii="Times New Roman" w:hAnsi="Times New Roman"/>
+          <w:sz w:val="24"/>
+        </w:rPr>
+        <w:t xml:space="preserve"> Амінь.</w:t>
+      </w:r>
+    </w:p>
+    <w:p>
+      <w:pPr>
+        <w:spacing w:line="240" w:lineRule="auto"/>
+        <w:rPr>
+          <w:rFonts w:ascii="Times New Roman" w:hAnsi="Times New Roman"/>
+          <w:sz w:val="24"/>
+        </w:rPr>
+      </w:pPr>
+      <w:r>
+        <w:rPr>
+          <w:rFonts w:ascii="Times New Roman" w:hAnsi="Times New Roman"/>
+          <w:sz w:val="24"/>
+        </w:rPr>
+        <w:t xml:space="preserve">Як нам називати тебе, Благодатна?* Небом? – Ти бо </w:t>
+      </w:r>
+      <w:proofErr w:type="spellStart"/>
+      <w:r>
+        <w:rPr>
+          <w:rFonts w:ascii="Times New Roman" w:hAnsi="Times New Roman"/>
+          <w:sz w:val="24"/>
+        </w:rPr>
+        <w:t>випромінила</w:t>
+      </w:r>
+      <w:proofErr w:type="spellEnd"/>
+      <w:r>
+        <w:rPr>
+          <w:rFonts w:ascii="Times New Roman" w:hAnsi="Times New Roman"/>
+          <w:sz w:val="24"/>
+        </w:rPr>
+        <w:t xml:space="preserve"> Сонце Правди.* Раєм? Ти бо виростила нам Квіт нетління.* Дівою – Ти бо зосталася нетлінна.* Чистою Матір'ю? – Ти бо носила у святих обіймах твоїх Сина, всіх Бога.* Його ж моли, щоб спас душі наші.</w:t>
+      </w:r>
+    </w:p>
+    <w:p>
+      <w:pPr>
+        <w:spacing w:line="240" w:lineRule="auto"/>
+        <w:jc w:val="center"/>
+        <w:rPr>
+          <w:rFonts w:ascii="Times New Roman" w:hAnsi="Times New Roman"/>
+          <w:i/>
+          <w:sz w:val="24"/>
+        </w:rPr>
+      </w:pPr>
+      <w:r>
+        <w:rPr>
+          <w:rFonts w:ascii="Times New Roman" w:hAnsi="Times New Roman"/>
+          <w:i/>
+          <w:color w:val="FF0000"/>
+          <w:sz w:val="24"/>
+        </w:rPr>
+        <w:t>*****</w:t>
+      </w:r>
+    </w:p>
+    <w:p>
+      <w:pPr>
+        <w:spacing w:line="240" w:lineRule="auto"/>
+        <w:rPr>
+          <w:rFonts w:ascii="Times New Roman" w:hAnsi="Times New Roman"/>
+          <w:sz w:val="24"/>
+        </w:rPr>
+      </w:pPr>
+      <w:r>
+        <w:rPr>
+          <w:rFonts w:ascii="Times New Roman" w:hAnsi="Times New Roman"/>
+          <w:sz w:val="24"/>
+        </w:rPr>
+        <w:t xml:space="preserve">Стопи мої спрямуй за твоїм словом,* і ніяке беззаконня нехай не запанує наді мною. Визволь мене від людської обмови,* і я твої заповіді пильнуватиму. Світи своїм обличчям на слугу твого,* і навчи мене установ твоїх. </w:t>
+      </w:r>
+      <w:r>
+        <w:rPr>
+          <w:rFonts w:ascii="Times New Roman" w:hAnsi="Times New Roman"/>
+          <w:i/>
+          <w:color w:val="FF0000"/>
+          <w:sz w:val="24"/>
+        </w:rPr>
+        <w:t>(Пс. 118: 133-135)</w:t>
+      </w:r>
+    </w:p>
+    <w:p>
+      <w:pPr>
+        <w:spacing w:line="240" w:lineRule="auto"/>
+        <w:rPr>
+          <w:rFonts w:ascii="Times New Roman" w:hAnsi="Times New Roman"/>
+          <w:sz w:val="24"/>
+        </w:rPr>
+      </w:pPr>
+      <w:r>
+        <w:rPr>
+          <w:rFonts w:ascii="Times New Roman" w:hAnsi="Times New Roman"/>
+          <w:sz w:val="24"/>
+        </w:rPr>
+        <w:t xml:space="preserve">Нехай наповняться уста мої хвалою твоєю, Господи,* щоб оспівувати славу твою, увесь день – величність твою. </w:t>
+      </w:r>
+      <w:r>
+        <w:rPr>
+          <w:rFonts w:ascii="Times New Roman" w:hAnsi="Times New Roman"/>
+          <w:i/>
+          <w:color w:val="FF0000"/>
+          <w:sz w:val="24"/>
+        </w:rPr>
+        <w:t>(Пс. 70: 8)</w:t>
+      </w:r>
+    </w:p>
+    <w:p>
+      <w:pPr>
+        <w:spacing w:line="240" w:lineRule="auto"/>
+        <w:jc w:val="center"/>
+        <w:rPr>
+          <w:rFonts w:ascii="Times New Roman" w:hAnsi="Times New Roman"/>
+          <w:sz w:val="24"/>
+        </w:rPr>
+      </w:pPr>
+      <w:r>
+        <w:rPr>
+          <w:rFonts w:ascii="Times New Roman" w:hAnsi="Times New Roman"/>
+          <w:i/>
+          <w:color w:val="FF0000"/>
+          <w:sz w:val="24"/>
+        </w:rPr>
+        <w:t>*****</w:t>
+      </w:r>
+    </w:p>
+    <w:p>
+      <w:pPr>
+        <w:spacing w:line="240" w:lineRule="auto"/>
+        <w:rPr>
+          <w:rFonts w:ascii="Times New Roman" w:hAnsi="Times New Roman"/>
+          <w:sz w:val="24"/>
+        </w:rPr>
+      </w:pPr>
+      <w:r>
+        <w:rPr>
+          <w:rFonts w:ascii="Times New Roman" w:hAnsi="Times New Roman"/>
+          <w:sz w:val="24"/>
+        </w:rPr>
+        <w:t xml:space="preserve">Святий Боже, святий Кріпкий, святий Безсмертний, помилуй нас </w:t>
+      </w:r>
+      <w:r>
+        <w:rPr>
+          <w:rFonts w:ascii="Times New Roman" w:hAnsi="Times New Roman"/>
+          <w:i/>
+          <w:color w:val="FF0000"/>
+          <w:sz w:val="24"/>
+        </w:rPr>
+        <w:t>(3 р.)</w:t>
       </w:r>
       <w:r>
         <w:rPr>
@@ -1598,7 +1758,21 @@
           <w:rFonts w:ascii="Times New Roman" w:hAnsi="Times New Roman"/>
           <w:sz w:val="24"/>
         </w:rPr>
-        <w:t xml:space="preserve">І нині, і повсякчас, і на віки </w:t>
+        <w:t xml:space="preserve">Слава Отцю, і Сину, і Святому Духові,* </w:t>
+      </w:r>
+      <w:r>
+        <w:rPr>
+          <w:rFonts w:ascii="Times New Roman" w:hAnsi="Times New Roman"/>
+          <w:sz w:val="24"/>
+        </w:rPr>
+        <w:t>і нині, і повсякчас</w:t>
+      </w:r>
+      <w:r>
+        <w:rPr>
+          <w:rFonts w:ascii="Times New Roman" w:hAnsi="Times New Roman"/>
+          <w:sz w:val="24"/>
+        </w:rPr>
+        <w:t xml:space="preserve">, і на віки </w:t>
       </w:r>
       <w:r>
         <w:rPr>
@@ -1628,7 +1802,7 @@
           <w:rFonts w:ascii="Times New Roman" w:hAnsi="Times New Roman"/>
           <w:sz w:val="24"/>
         </w:rPr>
-        <w:t xml:space="preserve">Як нам називати тебе, Благодатна?* Небом? – Ти бо </w:t>
+        <w:t xml:space="preserve">Пресвята </w:t>
       </w:r>
       <w:proofErr w:type="spellStart"/>
       <w:r>
@@ -1636,7 +1810,7 @@
           <w:rFonts w:ascii="Times New Roman" w:hAnsi="Times New Roman"/>
           <w:sz w:val="24"/>
         </w:rPr>
-        <w:t>випромінила</w:t>
+        <w:t>Тройце</w:t>
       </w:r>
       <w:proofErr w:type="spellEnd"/>
       <w:r>
@@ -1644,112 +1818,55 @@
           <w:rFonts w:ascii="Times New Roman" w:hAnsi="Times New Roman"/>
           <w:sz w:val="24"/>
         </w:rPr>
-        <w:t xml:space="preserve"> Сонце Правди.* Раєм? Ти бо виростила нам Квіт нетління.* Дівою – Ти бо зосталася нетлінна.* Чистою Матір'ю? – Ти бо носила у святих обіймах твоїх Сина, всіх Бога.* Його ж моли, щоб спас душі наші.</w:t>
-      </w:r>
-    </w:p>
-    <w:p>
-      <w:pPr>
-        <w:spacing w:line="240" w:lineRule="auto"/>
-        <w:jc w:val="center"/>
-        <w:rPr>
-          <w:rFonts w:ascii="Times New Roman" w:hAnsi="Times New Roman"/>
-          <w:i/>
-          <w:sz w:val="24"/>
-        </w:rPr>
-      </w:pPr>
-      <w:r>
-        <w:rPr>
-          <w:rFonts w:ascii="Times New Roman" w:hAnsi="Times New Roman"/>
-          <w:i/>
-          <w:color w:val="FF0000"/>
-          <w:sz w:val="24"/>
-        </w:rPr>
-        <w:t>*****</w:t>
-      </w:r>
-    </w:p>
-    <w:p>
-      <w:pPr>
-        <w:spacing w:line="240" w:lineRule="auto"/>
-        <w:rPr>
-          <w:rFonts w:ascii="Times New Roman" w:hAnsi="Times New Roman"/>
-          <w:sz w:val="24"/>
-        </w:rPr>
-      </w:pPr>
-      <w:r>
-        <w:rPr>
-          <w:rFonts w:ascii="Times New Roman" w:hAnsi="Times New Roman"/>
-          <w:sz w:val="24"/>
-        </w:rPr>
-        <w:t xml:space="preserve">Стопи мої спрямуй за твоїм словом,* і ніяке беззаконня нехай не запанує наді мною. Визволь мене від людської обмови,* і я твої заповіді пильнуватиму. Світи своїм обличчям на слугу твого,* і навчи мене установ твоїх. </w:t>
-      </w:r>
-      <w:r>
-        <w:rPr>
-          <w:rFonts w:ascii="Times New Roman" w:hAnsi="Times New Roman"/>
-          <w:i/>
-          <w:color w:val="FF0000"/>
-          <w:sz w:val="24"/>
-        </w:rPr>
-        <w:t>(Пс. 118: 133-135)</w:t>
-      </w:r>
-    </w:p>
-    <w:p>
-      <w:pPr>
-        <w:spacing w:line="240" w:lineRule="auto"/>
-        <w:rPr>
-          <w:rFonts w:ascii="Times New Roman" w:hAnsi="Times New Roman"/>
-          <w:sz w:val="24"/>
-        </w:rPr>
-      </w:pPr>
-      <w:r>
-        <w:rPr>
-          <w:rFonts w:ascii="Times New Roman" w:hAnsi="Times New Roman"/>
-          <w:sz w:val="24"/>
-        </w:rPr>
-        <w:t xml:space="preserve">Нехай наповняться уста мої хвалою твоєю, Господи,* щоб оспівувати славу твою, увесь день – величність твою. </w:t>
-      </w:r>
-      <w:r>
-        <w:rPr>
-          <w:rFonts w:ascii="Times New Roman" w:hAnsi="Times New Roman"/>
-          <w:i/>
-          <w:color w:val="FF0000"/>
-          <w:sz w:val="24"/>
-        </w:rPr>
-        <w:t>(Пс. 70: 8)</w:t>
-      </w:r>
-    </w:p>
-    <w:p>
-      <w:pPr>
-        <w:spacing w:line="240" w:lineRule="auto"/>
-        <w:jc w:val="center"/>
-        <w:rPr>
-          <w:rFonts w:ascii="Times New Roman" w:hAnsi="Times New Roman"/>
-          <w:sz w:val="24"/>
-        </w:rPr>
-      </w:pPr>
-      <w:r>
-        <w:rPr>
-          <w:rFonts w:ascii="Times New Roman" w:hAnsi="Times New Roman"/>
-          <w:i/>
-          <w:color w:val="FF0000"/>
-          <w:sz w:val="24"/>
-        </w:rPr>
-        <w:t>*****</w:t>
-      </w:r>
-    </w:p>
-    <w:p>
-      <w:pPr>
-        <w:spacing w:line="240" w:lineRule="auto"/>
-        <w:rPr>
-          <w:rFonts w:ascii="Times New Roman" w:hAnsi="Times New Roman"/>
-          <w:sz w:val="24"/>
-        </w:rPr>
-      </w:pPr>
-      <w:r>
-        <w:rPr>
-          <w:rFonts w:ascii="Times New Roman" w:hAnsi="Times New Roman"/>
-          <w:sz w:val="24"/>
-        </w:rPr>
-        <w:t xml:space="preserve">Святий Боже, святий Кріпкий, святий Безсмертний, помилуй нас </w:t>
+        <w:t xml:space="preserve">, помилуй нас;* Господи, очисти гріхи наші;* Владико, прости беззаконня наші;* Святий, завітай і зціли </w:t>
+      </w:r>
+      <w:proofErr w:type="spellStart"/>
+      <w:r>
+        <w:rPr>
+          <w:rFonts w:ascii="Times New Roman" w:hAnsi="Times New Roman"/>
+          <w:sz w:val="24"/>
+        </w:rPr>
+        <w:t>немочі</w:t>
+      </w:r>
+      <w:proofErr w:type="spellEnd"/>
+      <w:r>
+        <w:rPr>
+          <w:rFonts w:ascii="Times New Roman" w:hAnsi="Times New Roman"/>
+          <w:sz w:val="24"/>
+        </w:rPr>
+        <w:t xml:space="preserve"> наші </w:t>
+      </w:r>
+      <w:proofErr w:type="spellStart"/>
+      <w:r>
+        <w:rPr>
+          <w:rFonts w:ascii="Times New Roman" w:hAnsi="Times New Roman"/>
+          <w:sz w:val="24"/>
+        </w:rPr>
+        <w:t>імени</w:t>
+      </w:r>
+      <w:proofErr w:type="spellEnd"/>
+      <w:r>
+        <w:rPr>
+          <w:rFonts w:ascii="Times New Roman" w:hAnsi="Times New Roman"/>
+          <w:sz w:val="24"/>
+        </w:rPr>
+        <w:t xml:space="preserve"> твого ради.</w:t>
+      </w:r>
+    </w:p>
+    <w:p>
+      <w:pPr>
+        <w:spacing w:line="240" w:lineRule="auto"/>
+        <w:rPr>
+          <w:rFonts w:ascii="Times New Roman" w:hAnsi="Times New Roman"/>
+          <w:sz w:val="24"/>
+        </w:rPr>
+      </w:pPr>
+      <w:r>
+        <w:rPr>
+          <w:rFonts w:ascii="Times New Roman" w:hAnsi="Times New Roman"/>
+          <w:sz w:val="24"/>
+        </w:rPr>
+        <w:t xml:space="preserve">Господи, помилуй </w:t>
       </w:r>
       <w:r>
         <w:rPr>
@@ -1825,117 +1942,32 @@
           <w:rFonts w:ascii="Times New Roman" w:hAnsi="Times New Roman"/>
           <w:sz w:val="24"/>
         </w:rPr>
-        <w:t xml:space="preserve">Пресвята </w:t>
-      </w:r>
-      <w:proofErr w:type="spellStart"/>
-      <w:r>
-        <w:rPr>
-          <w:rFonts w:ascii="Times New Roman" w:hAnsi="Times New Roman"/>
-          <w:sz w:val="24"/>
-        </w:rPr>
-        <w:t>Тройце</w:t>
-      </w:r>
-      <w:proofErr w:type="spellEnd"/>
-      <w:r>
-        <w:rPr>
-          <w:rFonts w:ascii="Times New Roman" w:hAnsi="Times New Roman"/>
-          <w:sz w:val="24"/>
-        </w:rPr>
-        <w:t xml:space="preserve">, помилуй нас;* Господи, очисти гріхи наші;* Владико, прости беззаконня наші;* Святий, завітай і зціли </w:t>
-      </w:r>
-      <w:proofErr w:type="spellStart"/>
-      <w:r>
-        <w:rPr>
-          <w:rFonts w:ascii="Times New Roman" w:hAnsi="Times New Roman"/>
-          <w:sz w:val="24"/>
-        </w:rPr>
-        <w:t>немочі</w:t>
-      </w:r>
-      <w:proofErr w:type="spellEnd"/>
-      <w:r>
-        <w:rPr>
-          <w:rFonts w:ascii="Times New Roman" w:hAnsi="Times New Roman"/>
-          <w:sz w:val="24"/>
-        </w:rPr>
-        <w:t xml:space="preserve"> наші </w:t>
-      </w:r>
-      <w:proofErr w:type="spellStart"/>
-      <w:r>
-        <w:rPr>
-          <w:rFonts w:ascii="Times New Roman" w:hAnsi="Times New Roman"/>
-          <w:sz w:val="24"/>
-        </w:rPr>
-        <w:t>імени</w:t>
-      </w:r>
-      <w:proofErr w:type="spellEnd"/>
-      <w:r>
-        <w:rPr>
-          <w:rFonts w:ascii="Times New Roman" w:hAnsi="Times New Roman"/>
-          <w:sz w:val="24"/>
-        </w:rPr>
-        <w:t xml:space="preserve"> твого ради.</w:t>
-      </w:r>
-    </w:p>
-    <w:p>
-      <w:pPr>
-        <w:spacing w:line="240" w:lineRule="auto"/>
-        <w:rPr>
-          <w:rFonts w:ascii="Times New Roman" w:hAnsi="Times New Roman"/>
-          <w:sz w:val="24"/>
-        </w:rPr>
-      </w:pPr>
-      <w:r>
-        <w:rPr>
-          <w:rFonts w:ascii="Times New Roman" w:hAnsi="Times New Roman"/>
-          <w:sz w:val="24"/>
-        </w:rPr>
-        <w:t xml:space="preserve">Господи, помилуй </w:t>
-      </w:r>
-      <w:r>
-        <w:rPr>
-          <w:rFonts w:ascii="Times New Roman" w:hAnsi="Times New Roman"/>
-          <w:i/>
-          <w:color w:val="FF0000"/>
-          <w:sz w:val="24"/>
-        </w:rPr>
-        <w:t>(3 р.)</w:t>
-      </w:r>
-      <w:r>
-        <w:rPr>
-          <w:rFonts w:ascii="Times New Roman" w:hAnsi="Times New Roman"/>
-          <w:sz w:val="24"/>
-        </w:rPr>
-        <w:t>.</w:t>
-      </w:r>
-    </w:p>
-    <w:p>
-      <w:pPr>
-        <w:spacing w:line="240" w:lineRule="auto"/>
-        <w:rPr>
-          <w:rFonts w:ascii="Times New Roman" w:hAnsi="Times New Roman"/>
-          <w:sz w:val="24"/>
-        </w:rPr>
-      </w:pPr>
-      <w:r>
-        <w:rPr>
-          <w:rFonts w:ascii="Times New Roman" w:hAnsi="Times New Roman"/>
-          <w:sz w:val="24"/>
-        </w:rPr>
-        <w:t xml:space="preserve">Слава Отцю, і Сину, і Святому Духові,* </w:t>
-      </w:r>
-      <w:r>
-        <w:rPr>
-          <w:rFonts w:ascii="Times New Roman" w:hAnsi="Times New Roman"/>
-          <w:sz w:val="24"/>
-        </w:rPr>
-        <w:t>і нині, і повсякчас</w:t>
-      </w:r>
-      <w:r>
-        <w:rPr>
-          <w:rFonts w:ascii="Times New Roman" w:hAnsi="Times New Roman"/>
-          <w:sz w:val="24"/>
-        </w:rPr>
-        <w:t xml:space="preserve">, і на віки </w:t>
+        <w:t>Отче наш, що єси на небесах,* нехай святиться ім’я твоє,* нехай прийде царство твоє,* нехай буде воля твоя, як на небі, так і на землі.* Хліб наш насущний дай нам сьогодні,* і прости нам провини наші,* як і ми прощаємо винуватцям нашим,* і не введи нас у спокусу,* але визволи нас від лукавого.</w:t>
+      </w:r>
+    </w:p>
+    <w:p>
+      <w:pPr>
+        <w:spacing w:line="240" w:lineRule="auto"/>
+        <w:rPr>
+          <w:rFonts w:ascii="Times New Roman" w:hAnsi="Times New Roman"/>
+          <w:sz w:val="24"/>
+        </w:rPr>
+      </w:pPr>
+      <w:r>
+        <w:rPr>
+          <w:rFonts w:ascii="Times New Roman" w:hAnsi="Times New Roman"/>
+          <w:i/>
+          <w:color w:val="FF0000"/>
+          <w:sz w:val="24"/>
+        </w:rPr>
+        <w:t xml:space="preserve">Священик: </w:t>
+      </w:r>
+      <w:r>
+        <w:rPr>
+          <w:rFonts w:ascii="Times New Roman" w:hAnsi="Times New Roman"/>
+          <w:sz w:val="24"/>
+        </w:rPr>
+        <w:t xml:space="preserve">Бо твоє є царство, і сила, і слава, Отця, і Сина, і Святого Духа, нині і повсякчас, і на віки </w:t>
       </w:r>
       <w:r>
         <w:rPr>
@@ -1944,61 +1976,6 @@
         </w:rPr>
         <w:t>віків.</w:t>
       </w:r>
-      <w:r>
-        <w:rPr>
-          <w:rFonts w:ascii="Times New Roman" w:hAnsi="Times New Roman"/>
-          <w:sz w:val="24"/>
-        </w:rPr>
-        <w:t xml:space="preserve"> Амінь.</w:t>
-      </w:r>
-    </w:p>
-    <w:p>
-      <w:pPr>
-        <w:spacing w:line="240" w:lineRule="auto"/>
-        <w:rPr>
-          <w:rFonts w:ascii="Times New Roman" w:hAnsi="Times New Roman"/>
-          <w:sz w:val="24"/>
-        </w:rPr>
-      </w:pPr>
-      <w:r>
-        <w:rPr>
-          <w:rFonts w:ascii="Times New Roman" w:hAnsi="Times New Roman"/>
-          <w:sz w:val="24"/>
-        </w:rPr>
-        <w:t>Отче наш, що єси на небесах,* нехай святиться ім’я твоє,* нехай прийде царство твоє,* нехай буде воля твоя, як на небі, так і на землі.* Хліб наш насущний дай нам сьогодні,* і прости нам провини наші,* як і ми прощаємо винуватцям нашим,* і не введи нас у спокусу,* але визволи нас від лукавого.</w:t>
-      </w:r>
-    </w:p>
-    <w:p>
-      <w:pPr>
-        <w:spacing w:line="240" w:lineRule="auto"/>
-        <w:rPr>
-          <w:rFonts w:ascii="Times New Roman" w:hAnsi="Times New Roman"/>
-          <w:sz w:val="24"/>
-        </w:rPr>
-      </w:pPr>
-      <w:r>
-        <w:rPr>
-          <w:rFonts w:ascii="Times New Roman" w:hAnsi="Times New Roman"/>
-          <w:i/>
-          <w:color w:val="FF0000"/>
-          <w:sz w:val="24"/>
-        </w:rPr>
-        <w:t xml:space="preserve">Священик: </w:t>
-      </w:r>
-      <w:r>
-        <w:rPr>
-          <w:rFonts w:ascii="Times New Roman" w:hAnsi="Times New Roman"/>
-          <w:sz w:val="24"/>
-        </w:rPr>
-        <w:t xml:space="preserve">Бо твоє є царство, і сила, і слава, Отця, і Сина, і Святого Духа, нині і повсякчас, і на віки </w:t>
-      </w:r>
-      <w:r>
-        <w:rPr>
-          <w:rFonts w:ascii="Times New Roman" w:hAnsi="Times New Roman"/>
-          <w:sz w:val="24"/>
-        </w:rPr>
-        <w:t>віків.</w:t>
-      </w:r>
     </w:p>
     <w:p>
       <w:pPr>
@@ -2048,42 +2025,7 @@
           <w:rFonts w:ascii="Times New Roman" w:hAnsi="Times New Roman"/>
           <w:sz w:val="24"/>
         </w:rPr>
-        <w:t>Днесь</w:t>
-      </w:r>
-      <w:r>
-        <w:rPr>
-          <w:rFonts w:ascii="Times New Roman" w:hAnsi="Times New Roman"/>
-          <w:sz w:val="24"/>
-        </w:rPr>
-        <w:t xml:space="preserve"> </w:t>
-      </w:r>
-      <w:r>
-        <w:rPr>
-          <w:rFonts w:ascii="Times New Roman" w:hAnsi="Times New Roman"/>
-          <w:sz w:val="24"/>
-        </w:rPr>
-        <w:t>Константин</w:t>
-      </w:r>
-      <w:r>
-        <w:rPr>
-          <w:rFonts w:ascii="Times New Roman" w:hAnsi="Times New Roman"/>
-          <w:sz w:val="24"/>
-        </w:rPr>
-        <w:t xml:space="preserve"> із матір’ю Оленою показують хрест, </w:t>
-      </w:r>
-      <w:r>
-        <w:rPr>
-          <w:rFonts w:ascii="Times New Roman" w:hAnsi="Times New Roman"/>
-          <w:sz w:val="24"/>
-        </w:rPr>
-        <w:t>всечесне</w:t>
-      </w:r>
-      <w:r>
-        <w:rPr>
-          <w:rFonts w:ascii="Times New Roman" w:hAnsi="Times New Roman"/>
-          <w:sz w:val="24"/>
-        </w:rPr>
-        <w:t xml:space="preserve"> Древо* – для всіх юдеїв посоромлення, зброя ж на противників вірним,* бо ради нас з’явилося знамено велике і в боях грізне.</w:t>
+        <w:t>Днесь Константин із матір’ю Оленою показують хрест, всечесне Древо* – для всіх юдеїв посоромлення, зброя ж на противників вірним,* бо ради нас з’явилося знамено велике і в боях грізне.</w:t>
       </w:r>
     </w:p>
     <w:p>
@@ -7226,6 +7168,40 @@
           <w:color w:val="FF0000"/>
           <w:sz w:val="24"/>
         </w:rPr>
+        <w:t>Тропар (г. 8):</w:t>
+      </w:r>
+      <w:r>
+        <w:rPr>
+          <w:rFonts w:ascii="Times New Roman" w:hAnsi="Times New Roman"/>
+          <w:sz w:val="24"/>
+        </w:rPr>
+        <w:t xml:space="preserve"> Хреста твого образ на небі побачивши,* і як Павло, покликання не від людей прийнявши,* між царями твій апостол, Господи, царюючий город у руку твою положив.* Спасай нас завжди в мирі, молитвами Богородиці,* єдиний Чоловіколюбче.</w:t>
+      </w:r>
+    </w:p>
+    <w:p>
+      <w:pPr>
+        <w:spacing w:line="240" w:lineRule="auto"/>
+        <w:rPr>
+          <w:rFonts w:ascii="Times New Roman" w:hAnsi="Times New Roman"/>
+          <w:sz w:val="24"/>
+        </w:rPr>
+      </w:pPr>
+      <w:r>
+        <w:rPr>
+          <w:rFonts w:ascii="Times New Roman" w:hAnsi="Times New Roman"/>
+          <w:sz w:val="24"/>
+        </w:rPr>
+        <w:t>Слава Отцю, і Сину, і Святому Духові.</w:t>
+      </w:r>
+    </w:p>
+    <w:p>
+      <w:r>
+        <w:rPr>
+          <w:rFonts w:ascii="Times New Roman" w:hAnsi="Times New Roman"/>
+          <w:i/>
+          <w:color w:val="FF0000"/>
+          <w:sz w:val="24"/>
+        </w:rPr>
         <w:t>Тропар (г</w:t>
       </w:r>
       <w:r>
@@ -7272,42 +7248,79 @@
           <w:rFonts w:ascii="Times New Roman" w:hAnsi="Times New Roman"/>
           <w:sz w:val="24"/>
         </w:rPr>
-        <w:t>Слава Отцю, і Сину, і Святому Духові.</w:t>
-      </w:r>
-    </w:p>
-    <w:p>
-      <w:r>
-        <w:rPr>
-          <w:rFonts w:ascii="Times New Roman" w:hAnsi="Times New Roman"/>
-          <w:i/>
-          <w:color w:val="FF0000"/>
-          <w:sz w:val="24"/>
-        </w:rPr>
-        <w:t>Тропар (г</w:t>
-      </w:r>
-      <w:r>
-        <w:rPr>
-          <w:rFonts w:ascii="Times New Roman" w:hAnsi="Times New Roman"/>
-          <w:i/>
-          <w:color w:val="FF0000"/>
-          <w:sz w:val="24"/>
-        </w:rPr>
-        <w:t>. 8):</w:t>
-      </w:r>
-      <w:r>
-        <w:rPr>
-          <w:rFonts w:ascii="Times New Roman" w:hAnsi="Times New Roman"/>
-          <w:sz w:val="24"/>
-        </w:rPr>
-        <w:t xml:space="preserve"> Хреста твого образ на небі побачивши,* і як Павло, покликання не від людей прийнявши,* між царями твій апостол, Господи, царюючий город у руку твою положив.* Спасай нас завжди в мирі, молитвами Богородиці,* єдиний </w:t>
-      </w:r>
-      <w:r>
-        <w:rPr>
-          <w:rFonts w:ascii="Times New Roman" w:hAnsi="Times New Roman"/>
-          <w:sz w:val="24"/>
-        </w:rPr>
-        <w:t>Чоловіколюбче</w:t>
-      </w:r>
+        <w:t xml:space="preserve">І нині, і повсякчас, і на віки </w:t>
+      </w:r>
+      <w:r>
+        <w:rPr>
+          <w:rFonts w:ascii="Times New Roman" w:hAnsi="Times New Roman"/>
+          <w:sz w:val="24"/>
+        </w:rPr>
+        <w:t>віків.</w:t>
+      </w:r>
+      <w:r>
+        <w:rPr>
+          <w:rFonts w:ascii="Times New Roman" w:hAnsi="Times New Roman"/>
+          <w:sz w:val="24"/>
+        </w:rPr>
+        <w:t xml:space="preserve"> Амінь.</w:t>
+      </w:r>
+    </w:p>
+    <w:p>
+      <w:pPr>
+        <w:spacing w:line="240" w:lineRule="auto"/>
+        <w:rPr>
+          <w:rFonts w:ascii="Times New Roman" w:hAnsi="Times New Roman"/>
+          <w:sz w:val="24"/>
+        </w:rPr>
+      </w:pPr>
+      <w:r>
+        <w:rPr>
+          <w:rFonts w:ascii="Times New Roman" w:hAnsi="Times New Roman"/>
+          <w:sz w:val="24"/>
+        </w:rPr>
+        <w:t xml:space="preserve">Тому, що не маємо </w:t>
+      </w:r>
+      <w:proofErr w:type="spellStart"/>
+      <w:r>
+        <w:rPr>
+          <w:rFonts w:ascii="Times New Roman" w:hAnsi="Times New Roman"/>
+          <w:sz w:val="24"/>
+        </w:rPr>
+        <w:t>сміливости</w:t>
+      </w:r>
+      <w:proofErr w:type="spellEnd"/>
+      <w:r>
+        <w:rPr>
+          <w:rFonts w:ascii="Times New Roman" w:hAnsi="Times New Roman"/>
+          <w:sz w:val="24"/>
+        </w:rPr>
+        <w:t xml:space="preserve"> задля великих гріхів наших,* ти, Богородице Діво, Народженого від тебе благай,* бо вельми могутня молитва Матері до милосердя Владики.* Не погордуй благаннями грішних, </w:t>
+      </w:r>
+      <w:proofErr w:type="spellStart"/>
+      <w:r>
+        <w:rPr>
+          <w:rFonts w:ascii="Times New Roman" w:hAnsi="Times New Roman"/>
+          <w:sz w:val="24"/>
+        </w:rPr>
+        <w:t>Всечиста</w:t>
+      </w:r>
+      <w:proofErr w:type="spellEnd"/>
+      <w:r>
+        <w:rPr>
+          <w:rFonts w:ascii="Times New Roman" w:hAnsi="Times New Roman"/>
+          <w:sz w:val="24"/>
+        </w:rPr>
+        <w:t xml:space="preserve">,* бо милостивий і спасти може той,* хто й страждати за нас </w:t>
+      </w:r>
+      <w:proofErr w:type="spellStart"/>
+      <w:r>
+        <w:rPr>
+          <w:rFonts w:ascii="Times New Roman" w:hAnsi="Times New Roman"/>
+          <w:sz w:val="24"/>
+        </w:rPr>
+        <w:t>ізволив</w:t>
+      </w:r>
+      <w:proofErr w:type="spellEnd"/>
       <w:r>
         <w:rPr>
           <w:rFonts w:ascii="Times New Roman" w:hAnsi="Times New Roman"/>
@@ -7319,17 +7332,178 @@
     <w:p>
       <w:pPr>
         <w:spacing w:line="240" w:lineRule="auto"/>
-        <w:rPr>
-          <w:rFonts w:ascii="Times New Roman" w:hAnsi="Times New Roman"/>
-          <w:sz w:val="24"/>
-        </w:rPr>
-      </w:pPr>
-      <w:r>
-        <w:rPr>
-          <w:rFonts w:ascii="Times New Roman" w:hAnsi="Times New Roman"/>
-          <w:sz w:val="24"/>
-        </w:rPr>
-        <w:t xml:space="preserve">І нині, і повсякчас, і на віки </w:t>
+        <w:jc w:val="center"/>
+        <w:rPr>
+          <w:rFonts w:ascii="Times New Roman" w:hAnsi="Times New Roman"/>
+          <w:i/>
+          <w:color w:val="FF0000"/>
+          <w:sz w:val="24"/>
+        </w:rPr>
+      </w:pPr>
+      <w:r>
+        <w:rPr>
+          <w:rFonts w:ascii="Times New Roman" w:hAnsi="Times New Roman"/>
+          <w:i/>
+          <w:color w:val="FF0000"/>
+          <w:sz w:val="24"/>
+        </w:rPr>
+        <w:t>*****</w:t>
+      </w:r>
+    </w:p>
+    <w:p>
+      <w:pPr>
+        <w:spacing w:line="240" w:lineRule="auto"/>
+        <w:rPr>
+          <w:rFonts w:ascii="Times New Roman" w:hAnsi="Times New Roman"/>
+          <w:sz w:val="24"/>
+        </w:rPr>
+      </w:pPr>
+      <w:r>
+        <w:rPr>
+          <w:rFonts w:ascii="Times New Roman" w:hAnsi="Times New Roman"/>
+          <w:sz w:val="24"/>
+        </w:rPr>
+        <w:t xml:space="preserve">Негайно </w:t>
+      </w:r>
+      <w:proofErr w:type="spellStart"/>
+      <w:r>
+        <w:rPr>
+          <w:rFonts w:ascii="Times New Roman" w:hAnsi="Times New Roman"/>
+          <w:sz w:val="24"/>
+        </w:rPr>
+        <w:t>пошли</w:t>
+      </w:r>
+      <w:proofErr w:type="spellEnd"/>
+      <w:r>
+        <w:rPr>
+          <w:rFonts w:ascii="Times New Roman" w:hAnsi="Times New Roman"/>
+          <w:sz w:val="24"/>
+        </w:rPr>
+        <w:t xml:space="preserve"> нам щедроти твої, Господи,* бо зубожіли дуже ми.* </w:t>
+      </w:r>
+      <w:proofErr w:type="spellStart"/>
+      <w:r>
+        <w:rPr>
+          <w:rFonts w:ascii="Times New Roman" w:hAnsi="Times New Roman"/>
+          <w:sz w:val="24"/>
+        </w:rPr>
+        <w:t>Поможи</w:t>
+      </w:r>
+      <w:proofErr w:type="spellEnd"/>
+      <w:r>
+        <w:rPr>
+          <w:rFonts w:ascii="Times New Roman" w:hAnsi="Times New Roman"/>
+          <w:sz w:val="24"/>
+        </w:rPr>
+        <w:t xml:space="preserve"> нам, Боже, Спасителю наш,* задля слави </w:t>
+      </w:r>
+      <w:proofErr w:type="spellStart"/>
+      <w:r>
+        <w:rPr>
+          <w:rFonts w:ascii="Times New Roman" w:hAnsi="Times New Roman"/>
+          <w:sz w:val="24"/>
+        </w:rPr>
+        <w:t>імени</w:t>
+      </w:r>
+      <w:proofErr w:type="spellEnd"/>
+      <w:r>
+        <w:rPr>
+          <w:rFonts w:ascii="Times New Roman" w:hAnsi="Times New Roman"/>
+          <w:sz w:val="24"/>
+        </w:rPr>
+        <w:t xml:space="preserve"> твого. Господи, визволь нас* і очисти гріхи наші задля </w:t>
+      </w:r>
+      <w:proofErr w:type="spellStart"/>
+      <w:r>
+        <w:rPr>
+          <w:rFonts w:ascii="Times New Roman" w:hAnsi="Times New Roman"/>
+          <w:sz w:val="24"/>
+        </w:rPr>
+        <w:t>імени</w:t>
+      </w:r>
+      <w:proofErr w:type="spellEnd"/>
+      <w:r>
+        <w:rPr>
+          <w:rFonts w:ascii="Times New Roman" w:hAnsi="Times New Roman"/>
+          <w:sz w:val="24"/>
+        </w:rPr>
+        <w:t xml:space="preserve"> твого.</w:t>
+      </w:r>
+      <w:r>
+        <w:rPr>
+          <w:rFonts w:ascii="Times New Roman" w:hAnsi="Times New Roman"/>
+          <w:i/>
+          <w:color w:val="FF0000"/>
+          <w:sz w:val="24"/>
+        </w:rPr>
+        <w:t xml:space="preserve"> (Пс. 78:8-9)</w:t>
+      </w:r>
+    </w:p>
+    <w:p>
+      <w:pPr>
+        <w:spacing w:line="240" w:lineRule="auto"/>
+        <w:jc w:val="center"/>
+        <w:rPr>
+          <w:rFonts w:ascii="Times New Roman" w:hAnsi="Times New Roman"/>
+          <w:sz w:val="24"/>
+        </w:rPr>
+      </w:pPr>
+      <w:r>
+        <w:rPr>
+          <w:rFonts w:ascii="Times New Roman" w:hAnsi="Times New Roman"/>
+          <w:i/>
+          <w:color w:val="FF0000"/>
+          <w:sz w:val="24"/>
+        </w:rPr>
+        <w:t>*****</w:t>
+      </w:r>
+    </w:p>
+    <w:p>
+      <w:pPr>
+        <w:spacing w:line="240" w:lineRule="auto"/>
+        <w:rPr>
+          <w:rFonts w:ascii="Times New Roman" w:hAnsi="Times New Roman"/>
+          <w:sz w:val="24"/>
+        </w:rPr>
+      </w:pPr>
+      <w:r>
+        <w:rPr>
+          <w:rFonts w:ascii="Times New Roman" w:hAnsi="Times New Roman"/>
+          <w:sz w:val="24"/>
+        </w:rPr>
+        <w:t xml:space="preserve">Святий Боже, святий Кріпкий, святий Безсмертний, помилуй нас </w:t>
+      </w:r>
+      <w:r>
+        <w:rPr>
+          <w:rFonts w:ascii="Times New Roman" w:hAnsi="Times New Roman"/>
+          <w:i/>
+          <w:color w:val="FF0000"/>
+          <w:sz w:val="24"/>
+        </w:rPr>
+        <w:t>(3 р.)</w:t>
+      </w:r>
+      <w:r>
+        <w:rPr>
+          <w:rFonts w:ascii="Times New Roman" w:hAnsi="Times New Roman"/>
+          <w:sz w:val="24"/>
+        </w:rPr>
+        <w:t>.</w:t>
+      </w:r>
+    </w:p>
+    <w:p>
+      <w:pPr>
+        <w:spacing w:line="240" w:lineRule="auto"/>
+        <w:rPr>
+          <w:rFonts w:ascii="Times New Roman" w:hAnsi="Times New Roman"/>
+          <w:sz w:val="24"/>
+        </w:rPr>
+      </w:pPr>
+      <w:r>
+        <w:rPr>
+          <w:rFonts w:ascii="Times New Roman" w:hAnsi="Times New Roman"/>
+          <w:sz w:val="24"/>
+        </w:rPr>
+        <w:t xml:space="preserve">Слава Отцю, і Сину, і Святому Духові,* і нині, і повсякчас, і на віки </w:t>
       </w:r>
       <w:r>
         <w:rPr>
@@ -7359,7 +7533,7 @@
           <w:rFonts w:ascii="Times New Roman" w:hAnsi="Times New Roman"/>
           <w:sz w:val="24"/>
         </w:rPr>
-        <w:t xml:space="preserve">Тому, що не маємо </w:t>
+        <w:t xml:space="preserve">Пресвята </w:t>
       </w:r>
       <w:proofErr w:type="spellStart"/>
       <w:r>
@@ -7367,7 +7541,7 @@
           <w:rFonts w:ascii="Times New Roman" w:hAnsi="Times New Roman"/>
           <w:sz w:val="24"/>
         </w:rPr>
-        <w:t>сміливости</w:t>
+        <w:t>Тройце</w:t>
       </w:r>
       <w:proofErr w:type="spellEnd"/>
       <w:r>
@@ -7375,7 +7549,7 @@
           <w:rFonts w:ascii="Times New Roman" w:hAnsi="Times New Roman"/>
           <w:sz w:val="24"/>
         </w:rPr>
-        <w:t xml:space="preserve"> задля великих гріхів наших,* ти, Богородице Діво, Народженого від тебе благай,* бо вельми могутня молитва Матері до милосердя Владики.* Не погордуй благаннями грішних, </w:t>
+        <w:t xml:space="preserve">, помилуй нас;* Господи, очисти гріхи наші;* Владико, прости беззаконня наші;* Святий, завітай і зціли </w:t>
       </w:r>
       <w:proofErr w:type="spellStart"/>
       <w:r>
@@ -7383,7 +7557,7 @@
           <w:rFonts w:ascii="Times New Roman" w:hAnsi="Times New Roman"/>
           <w:sz w:val="24"/>
         </w:rPr>
-        <w:t>Всечиста</w:t>
+        <w:t>немочі</w:t>
       </w:r>
       <w:proofErr w:type="spellEnd"/>
       <w:r>
@@ -7391,7 +7565,7 @@
           <w:rFonts w:ascii="Times New Roman" w:hAnsi="Times New Roman"/>
           <w:sz w:val="24"/>
         </w:rPr>
-        <w:t xml:space="preserve">,* бо милостивий і спасти може той,* хто й страждати за нас </w:t>
+        <w:t xml:space="preserve"> наші </w:t>
       </w:r>
       <w:proofErr w:type="spellStart"/>
       <w:r>
@@ -7399,7 +7573,7 @@
           <w:rFonts w:ascii="Times New Roman" w:hAnsi="Times New Roman"/>
           <w:sz w:val="24"/>
         </w:rPr>
-        <w:t>ізволив</w:t>
+        <w:t>імени</w:t>
       </w:r>
       <w:proofErr w:type="spellEnd"/>
       <w:r>
@@ -7407,173 +7581,44 @@
           <w:rFonts w:ascii="Times New Roman" w:hAnsi="Times New Roman"/>
           <w:sz w:val="24"/>
         </w:rPr>
+        <w:t xml:space="preserve"> твого ради.</w:t>
+      </w:r>
+    </w:p>
+    <w:p>
+      <w:pPr>
+        <w:spacing w:line="240" w:lineRule="auto"/>
+        <w:rPr>
+          <w:rFonts w:ascii="Times New Roman" w:hAnsi="Times New Roman"/>
+          <w:sz w:val="24"/>
+        </w:rPr>
+      </w:pPr>
+      <w:r>
+        <w:rPr>
+          <w:rFonts w:ascii="Times New Roman" w:hAnsi="Times New Roman"/>
+          <w:sz w:val="24"/>
+        </w:rPr>
+        <w:t xml:space="preserve">Господи, помилуй </w:t>
+      </w:r>
+      <w:r>
+        <w:rPr>
+          <w:rFonts w:ascii="Times New Roman" w:hAnsi="Times New Roman"/>
+          <w:i/>
+          <w:color w:val="FF0000"/>
+          <w:sz w:val="24"/>
+        </w:rPr>
+        <w:t>(3 р.)</w:t>
+      </w:r>
+      <w:r>
+        <w:rPr>
+          <w:rFonts w:ascii="Times New Roman" w:hAnsi="Times New Roman"/>
+          <w:sz w:val="24"/>
+        </w:rPr>
         <w:t>.</w:t>
       </w:r>
     </w:p>
     <w:p>
       <w:pPr>
         <w:spacing w:line="240" w:lineRule="auto"/>
-        <w:jc w:val="center"/>
-        <w:rPr>
-          <w:rFonts w:ascii="Times New Roman" w:hAnsi="Times New Roman"/>
-          <w:i/>
-          <w:color w:val="FF0000"/>
-          <w:sz w:val="24"/>
-        </w:rPr>
-      </w:pPr>
-      <w:r>
-        <w:rPr>
-          <w:rFonts w:ascii="Times New Roman" w:hAnsi="Times New Roman"/>
-          <w:i/>
-          <w:color w:val="FF0000"/>
-          <w:sz w:val="24"/>
-        </w:rPr>
-        <w:t>*****</w:t>
-      </w:r>
-    </w:p>
-    <w:p>
-      <w:pPr>
-        <w:spacing w:line="240" w:lineRule="auto"/>
-        <w:rPr>
-          <w:rFonts w:ascii="Times New Roman" w:hAnsi="Times New Roman"/>
-          <w:sz w:val="24"/>
-        </w:rPr>
-      </w:pPr>
-      <w:r>
-        <w:rPr>
-          <w:rFonts w:ascii="Times New Roman" w:hAnsi="Times New Roman"/>
-          <w:sz w:val="24"/>
-        </w:rPr>
-        <w:t xml:space="preserve">Негайно </w:t>
-      </w:r>
-      <w:proofErr w:type="spellStart"/>
-      <w:r>
-        <w:rPr>
-          <w:rFonts w:ascii="Times New Roman" w:hAnsi="Times New Roman"/>
-          <w:sz w:val="24"/>
-        </w:rPr>
-        <w:t>пошли</w:t>
-      </w:r>
-      <w:proofErr w:type="spellEnd"/>
-      <w:r>
-        <w:rPr>
-          <w:rFonts w:ascii="Times New Roman" w:hAnsi="Times New Roman"/>
-          <w:sz w:val="24"/>
-        </w:rPr>
-        <w:t xml:space="preserve"> нам щедроти твої, Господи,* бо зубожіли дуже ми.* </w:t>
-      </w:r>
-      <w:proofErr w:type="spellStart"/>
-      <w:r>
-        <w:rPr>
-          <w:rFonts w:ascii="Times New Roman" w:hAnsi="Times New Roman"/>
-          <w:sz w:val="24"/>
-        </w:rPr>
-        <w:t>Поможи</w:t>
-      </w:r>
-      <w:proofErr w:type="spellEnd"/>
-      <w:r>
-        <w:rPr>
-          <w:rFonts w:ascii="Times New Roman" w:hAnsi="Times New Roman"/>
-          <w:sz w:val="24"/>
-        </w:rPr>
-        <w:t xml:space="preserve"> нам, Боже, Спасителю наш,* задля слави </w:t>
-      </w:r>
-      <w:proofErr w:type="spellStart"/>
-      <w:r>
-        <w:rPr>
-          <w:rFonts w:ascii="Times New Roman" w:hAnsi="Times New Roman"/>
-          <w:sz w:val="24"/>
-        </w:rPr>
-        <w:t>імени</w:t>
-      </w:r>
-      <w:proofErr w:type="spellEnd"/>
-      <w:r>
-        <w:rPr>
-          <w:rFonts w:ascii="Times New Roman" w:hAnsi="Times New Roman"/>
-          <w:sz w:val="24"/>
-        </w:rPr>
-        <w:t xml:space="preserve"> твого. Господи, визволь нас* і очисти гріхи наші задля </w:t>
-      </w:r>
-      <w:proofErr w:type="spellStart"/>
-      <w:r>
-        <w:rPr>
-          <w:rFonts w:ascii="Times New Roman" w:hAnsi="Times New Roman"/>
-          <w:sz w:val="24"/>
-        </w:rPr>
-        <w:t>імени</w:t>
-      </w:r>
-      <w:proofErr w:type="spellEnd"/>
-      <w:r>
-        <w:rPr>
-          <w:rFonts w:ascii="Times New Roman" w:hAnsi="Times New Roman"/>
-          <w:sz w:val="24"/>
-        </w:rPr>
-        <w:t xml:space="preserve"> твого.</w:t>
-      </w:r>
-      <w:r>
-        <w:rPr>
-          <w:rFonts w:ascii="Times New Roman" w:hAnsi="Times New Roman"/>
-          <w:i/>
-          <w:color w:val="FF0000"/>
-          <w:sz w:val="24"/>
-        </w:rPr>
-        <w:t xml:space="preserve"> (Пс. 78:8-9)</w:t>
-      </w:r>
-    </w:p>
-    <w:p>
-      <w:pPr>
-        <w:spacing w:line="240" w:lineRule="auto"/>
-        <w:jc w:val="center"/>
-        <w:rPr>
-          <w:rFonts w:ascii="Times New Roman" w:hAnsi="Times New Roman"/>
-          <w:sz w:val="24"/>
-        </w:rPr>
-      </w:pPr>
-      <w:r>
-        <w:rPr>
-          <w:rFonts w:ascii="Times New Roman" w:hAnsi="Times New Roman"/>
-          <w:i/>
-          <w:color w:val="FF0000"/>
-          <w:sz w:val="24"/>
-        </w:rPr>
-        <w:t>*****</w:t>
-      </w:r>
-    </w:p>
-    <w:p>
-      <w:pPr>
-        <w:spacing w:line="240" w:lineRule="auto"/>
-        <w:rPr>
-          <w:rFonts w:ascii="Times New Roman" w:hAnsi="Times New Roman"/>
-          <w:sz w:val="24"/>
-        </w:rPr>
-      </w:pPr>
-      <w:r>
-        <w:rPr>
-          <w:rFonts w:ascii="Times New Roman" w:hAnsi="Times New Roman"/>
-          <w:sz w:val="24"/>
-        </w:rPr>
-        <w:t xml:space="preserve">Святий Боже, святий Кріпкий, святий Безсмертний, помилуй нас </w:t>
-      </w:r>
-      <w:r>
-        <w:rPr>
-          <w:rFonts w:ascii="Times New Roman" w:hAnsi="Times New Roman"/>
-          <w:i/>
-          <w:color w:val="FF0000"/>
-          <w:sz w:val="24"/>
-        </w:rPr>
-        <w:t>(3 р.)</w:t>
-      </w:r>
-      <w:r>
-        <w:rPr>
-          <w:rFonts w:ascii="Times New Roman" w:hAnsi="Times New Roman"/>
-          <w:sz w:val="24"/>
-        </w:rPr>
-        <w:t>.</w:t>
-      </w:r>
-    </w:p>
-    <w:p>
-      <w:pPr>
-        <w:spacing w:line="240" w:lineRule="auto"/>
         <w:rPr>
           <w:rFonts w:ascii="Times New Roman" w:hAnsi="Times New Roman"/>
           <w:sz w:val="24"/>
@@ -7614,103 +7659,32 @@
           <w:rFonts w:ascii="Times New Roman" w:hAnsi="Times New Roman"/>
           <w:sz w:val="24"/>
         </w:rPr>
-        <w:t xml:space="preserve">Пресвята </w:t>
-      </w:r>
-      <w:proofErr w:type="spellStart"/>
-      <w:r>
-        <w:rPr>
-          <w:rFonts w:ascii="Times New Roman" w:hAnsi="Times New Roman"/>
-          <w:sz w:val="24"/>
-        </w:rPr>
-        <w:t>Тройце</w:t>
-      </w:r>
-      <w:proofErr w:type="spellEnd"/>
-      <w:r>
-        <w:rPr>
-          <w:rFonts w:ascii="Times New Roman" w:hAnsi="Times New Roman"/>
-          <w:sz w:val="24"/>
-        </w:rPr>
-        <w:t xml:space="preserve">, помилуй нас;* Господи, очисти гріхи наші;* Владико, прости беззаконня наші;* Святий, завітай і зціли </w:t>
-      </w:r>
-      <w:proofErr w:type="spellStart"/>
-      <w:r>
-        <w:rPr>
-          <w:rFonts w:ascii="Times New Roman" w:hAnsi="Times New Roman"/>
-          <w:sz w:val="24"/>
-        </w:rPr>
-        <w:t>немочі</w:t>
-      </w:r>
-      <w:proofErr w:type="spellEnd"/>
-      <w:r>
-        <w:rPr>
-          <w:rFonts w:ascii="Times New Roman" w:hAnsi="Times New Roman"/>
-          <w:sz w:val="24"/>
-        </w:rPr>
-        <w:t xml:space="preserve"> наші </w:t>
-      </w:r>
-      <w:proofErr w:type="spellStart"/>
-      <w:r>
-        <w:rPr>
-          <w:rFonts w:ascii="Times New Roman" w:hAnsi="Times New Roman"/>
-          <w:sz w:val="24"/>
-        </w:rPr>
-        <w:t>імени</w:t>
-      </w:r>
-      <w:proofErr w:type="spellEnd"/>
-      <w:r>
-        <w:rPr>
-          <w:rFonts w:ascii="Times New Roman" w:hAnsi="Times New Roman"/>
-          <w:sz w:val="24"/>
-        </w:rPr>
-        <w:t xml:space="preserve"> твого ради.</w:t>
-      </w:r>
-    </w:p>
-    <w:p>
-      <w:pPr>
-        <w:spacing w:line="240" w:lineRule="auto"/>
-        <w:rPr>
-          <w:rFonts w:ascii="Times New Roman" w:hAnsi="Times New Roman"/>
-          <w:sz w:val="24"/>
-        </w:rPr>
-      </w:pPr>
-      <w:r>
-        <w:rPr>
-          <w:rFonts w:ascii="Times New Roman" w:hAnsi="Times New Roman"/>
-          <w:sz w:val="24"/>
-        </w:rPr>
-        <w:t xml:space="preserve">Господи, помилуй </w:t>
-      </w:r>
-      <w:r>
-        <w:rPr>
-          <w:rFonts w:ascii="Times New Roman" w:hAnsi="Times New Roman"/>
-          <w:i/>
-          <w:color w:val="FF0000"/>
-          <w:sz w:val="24"/>
-        </w:rPr>
-        <w:t>(3 р.)</w:t>
-      </w:r>
-      <w:r>
-        <w:rPr>
-          <w:rFonts w:ascii="Times New Roman" w:hAnsi="Times New Roman"/>
-          <w:sz w:val="24"/>
-        </w:rPr>
-        <w:t>.</w:t>
-      </w:r>
-    </w:p>
-    <w:p>
-      <w:pPr>
-        <w:spacing w:line="240" w:lineRule="auto"/>
-        <w:rPr>
-          <w:rFonts w:ascii="Times New Roman" w:hAnsi="Times New Roman"/>
-          <w:sz w:val="24"/>
-        </w:rPr>
-      </w:pPr>
-      <w:r>
-        <w:rPr>
-          <w:rFonts w:ascii="Times New Roman" w:hAnsi="Times New Roman"/>
-          <w:sz w:val="24"/>
-        </w:rPr>
-        <w:t xml:space="preserve">Слава Отцю, і Сину, і Святому Духові,* і нині, і повсякчас, і на віки </w:t>
+        <w:t>Отче наш, що єси на небесах,* нехай святиться ім’я твоє,* нехай прийде царство твоє,* нехай буде воля твоя, як на небі, так і на землі.* Хліб наш насущний дай нам сьогодні,* і прости нам провини наші,* як і ми прощаємо винуватцям нашим,* і не введи нас у спокусу,* але визволи нас від лукавого.</w:t>
+      </w:r>
+    </w:p>
+    <w:p>
+      <w:pPr>
+        <w:spacing w:line="240" w:lineRule="auto"/>
+        <w:rPr>
+          <w:rFonts w:ascii="Times New Roman" w:hAnsi="Times New Roman"/>
+          <w:sz w:val="24"/>
+        </w:rPr>
+      </w:pPr>
+      <w:r>
+        <w:rPr>
+          <w:rFonts w:ascii="Times New Roman" w:hAnsi="Times New Roman"/>
+          <w:i/>
+          <w:color w:val="FF0000"/>
+          <w:sz w:val="24"/>
+        </w:rPr>
+        <w:t xml:space="preserve">Священик: </w:t>
+      </w:r>
+      <w:r>
+        <w:rPr>
+          <w:rFonts w:ascii="Times New Roman" w:hAnsi="Times New Roman"/>
+          <w:sz w:val="24"/>
+        </w:rPr>
+        <w:t xml:space="preserve">Бо твоє є царство, і сила, і слава, Отця, і Сина, і Святого Духа, нині і повсякчас, і на віки </w:t>
       </w:r>
       <w:r>
         <w:rPr>
@@ -7719,61 +7693,6 @@
         </w:rPr>
         <w:t>віків.</w:t>
       </w:r>
-      <w:r>
-        <w:rPr>
-          <w:rFonts w:ascii="Times New Roman" w:hAnsi="Times New Roman"/>
-          <w:sz w:val="24"/>
-        </w:rPr>
-        <w:t xml:space="preserve"> Амінь.</w:t>
-      </w:r>
-    </w:p>
-    <w:p>
-      <w:pPr>
-        <w:spacing w:line="240" w:lineRule="auto"/>
-        <w:rPr>
-          <w:rFonts w:ascii="Times New Roman" w:hAnsi="Times New Roman"/>
-          <w:sz w:val="24"/>
-        </w:rPr>
-      </w:pPr>
-      <w:r>
-        <w:rPr>
-          <w:rFonts w:ascii="Times New Roman" w:hAnsi="Times New Roman"/>
-          <w:sz w:val="24"/>
-        </w:rPr>
-        <w:t>Отче наш, що єси на небесах,* нехай святиться ім’я твоє,* нехай прийде царство твоє,* нехай буде воля твоя, як на небі, так і на землі.* Хліб наш насущний дай нам сьогодні,* і прости нам провини наші,* як і ми прощаємо винуватцям нашим,* і не введи нас у спокусу,* але визволи нас від лукавого.</w:t>
-      </w:r>
-    </w:p>
-    <w:p>
-      <w:pPr>
-        <w:spacing w:line="240" w:lineRule="auto"/>
-        <w:rPr>
-          <w:rFonts w:ascii="Times New Roman" w:hAnsi="Times New Roman"/>
-          <w:sz w:val="24"/>
-        </w:rPr>
-      </w:pPr>
-      <w:r>
-        <w:rPr>
-          <w:rFonts w:ascii="Times New Roman" w:hAnsi="Times New Roman"/>
-          <w:i/>
-          <w:color w:val="FF0000"/>
-          <w:sz w:val="24"/>
-        </w:rPr>
-        <w:t xml:space="preserve">Священик: </w:t>
-      </w:r>
-      <w:r>
-        <w:rPr>
-          <w:rFonts w:ascii="Times New Roman" w:hAnsi="Times New Roman"/>
-          <w:sz w:val="24"/>
-        </w:rPr>
-        <w:t xml:space="preserve">Бо твоє є царство, і сила, і слава, Отця, і Сина, і Святого Духа, нині і повсякчас, і на віки </w:t>
-      </w:r>
-      <w:r>
-        <w:rPr>
-          <w:rFonts w:ascii="Times New Roman" w:hAnsi="Times New Roman"/>
-          <w:sz w:val="24"/>
-        </w:rPr>
-        <w:t>віків.</w:t>
-      </w:r>
     </w:p>
     <w:p>
       <w:pPr>
@@ -7823,42 +7742,7 @@
           <w:rFonts w:ascii="Times New Roman" w:hAnsi="Times New Roman"/>
           <w:sz w:val="24"/>
         </w:rPr>
-        <w:t>Днесь</w:t>
-      </w:r>
-      <w:r>
-        <w:rPr>
-          <w:rFonts w:ascii="Times New Roman" w:hAnsi="Times New Roman"/>
-          <w:sz w:val="24"/>
-        </w:rPr>
-        <w:t xml:space="preserve"> </w:t>
-      </w:r>
-      <w:r>
-        <w:rPr>
-          <w:rFonts w:ascii="Times New Roman" w:hAnsi="Times New Roman"/>
-          <w:sz w:val="24"/>
-        </w:rPr>
-        <w:t>Константин</w:t>
-      </w:r>
-      <w:r>
-        <w:rPr>
-          <w:rFonts w:ascii="Times New Roman" w:hAnsi="Times New Roman"/>
-          <w:sz w:val="24"/>
-        </w:rPr>
-        <w:t xml:space="preserve"> із матір’ю Оленою показують хрест, </w:t>
-      </w:r>
-      <w:r>
-        <w:rPr>
-          <w:rFonts w:ascii="Times New Roman" w:hAnsi="Times New Roman"/>
-          <w:sz w:val="24"/>
-        </w:rPr>
-        <w:t>всечесне</w:t>
-      </w:r>
-      <w:r>
-        <w:rPr>
-          <w:rFonts w:ascii="Times New Roman" w:hAnsi="Times New Roman"/>
-          <w:sz w:val="24"/>
-        </w:rPr>
-        <w:t xml:space="preserve"> Древо* – для всіх юдеїв посоромлення, зброя ж на противників вірним,* бо ради нас з’явилося знамено велике і в боях грізне.</w:t>
+        <w:t>Днесь Константин із матір’ю Оленою показують хрест, всечесне Древо* – для всіх юдеїв посоромлення, зброя ж на противників вірним,* бо ради нас з’явилося знамено велике і в боях грізне.</w:t>
       </w:r>
     </w:p>
     <w:p>
@@ -9815,37 +9699,14 @@
           <w:color w:val="FF0000"/>
           <w:sz w:val="24"/>
         </w:rPr>
-        <w:t>Тропар (г</w:t>
-      </w:r>
-      <w:r>
-        <w:rPr>
-          <w:rFonts w:ascii="Times New Roman" w:hAnsi="Times New Roman"/>
-          <w:i/>
-          <w:color w:val="FF0000"/>
-          <w:sz w:val="24"/>
-        </w:rPr>
-        <w:t>. 8):</w:t>
-      </w:r>
-      <w:r>
-        <w:rPr>
-          <w:rFonts w:ascii="Times New Roman" w:hAnsi="Times New Roman"/>
-          <w:sz w:val="24"/>
-        </w:rPr>
-        <w:t xml:space="preserve"> Хреста твого образ на небі побачивши,* і як Павло, покликання не від людей прийнявши,* між царями твій апостол, Господи, царюючий город у руку твою положив.* Спасай нас завжди в мирі, молитвами Богородиці,* єдиний </w:t>
-      </w:r>
-      <w:r>
-        <w:rPr>
-          <w:rFonts w:ascii="Times New Roman" w:hAnsi="Times New Roman"/>
-          <w:sz w:val="24"/>
-        </w:rPr>
-        <w:t>Чоловіколюбче</w:t>
-      </w:r>
-      <w:r>
-        <w:rPr>
-          <w:rFonts w:ascii="Times New Roman" w:hAnsi="Times New Roman"/>
-          <w:sz w:val="24"/>
-        </w:rPr>
-        <w:t>.</w:t>
+        <w:t>Тропар (г. 8):</w:t>
+      </w:r>
+      <w:r>
+        <w:rPr>
+          <w:rFonts w:ascii="Times New Roman" w:hAnsi="Times New Roman"/>
+          <w:sz w:val="24"/>
+        </w:rPr>
+        <w:t xml:space="preserve"> Хреста твого образ на небі побачивши,* і як Павло, покликання не від людей прийнявши,* між царями твій апостол, Господи, царюючий город у руку твою положив.* Спасай нас завжди в мирі, молитвами Богородиці,* єдиний Чоловіколюбче.</w:t>
       </w:r>
     </w:p>
     <w:p>

--- a/flow/20230927_hours/drafts/2024-05-g/21.05.docx
+++ b/flow/20230927_hours/drafts/2024-05-g/21.05.docx
@@ -1492,7 +1492,7 @@
         <w:rPr>
           <w:rFonts w:ascii="Times New Roman" w:hAnsi="Times New Roman"/>
           <w:i/>
-          <w:color w:val="FF0000"/>
+          <w:color w:val="FF4400"/>
           <w:sz w:val="24"/>
         </w:rPr>
         <w:t>Тропар (г. 8):</w:t>
@@ -1500,9 +1500,26 @@
       <w:r>
         <w:rPr>
           <w:rFonts w:ascii="Times New Roman" w:hAnsi="Times New Roman"/>
-          <w:sz w:val="24"/>
-        </w:rPr>
-        <w:t xml:space="preserve"> Хреста твого образ на небі побачивши,* і як Павло, покликання не від людей прийнявши,* між царями твій апостол, Господи, царюючий город у руку твою положив.* Спасай нас завжди в мирі, молитвами Богородиці,* єдиний Чоловіколюбче.</w:t>
+          <w:color w:val="333333"/>
+          <w:sz w:val="24"/>
+        </w:rPr>
+        <w:t xml:space="preserve"> Благословен єси, Христе Боже наш,* що премудрими рибаків явив,* </w:t>
+      </w:r>
+      <w:r>
+        <w:rPr>
+          <w:rFonts w:ascii="Times New Roman" w:hAnsi="Times New Roman"/>
+          <w:color w:val="333333"/>
+          <w:sz w:val="24"/>
+        </w:rPr>
+        <w:t>зіславши</w:t>
+      </w:r>
+      <w:r>
+        <w:rPr>
+          <w:rFonts w:ascii="Times New Roman" w:hAnsi="Times New Roman"/>
+          <w:color w:val="333333"/>
+          <w:sz w:val="24"/>
+        </w:rPr>
+        <w:t xml:space="preserve"> їм Духа Святого,* і ними уловив вселенну.* Чоловіколюбче, слава Тобі.</w:t>
       </w:r>
     </w:p>
     <w:p>
@@ -2007,25 +2024,18 @@
         <w:rPr>
           <w:rFonts w:ascii="Times New Roman" w:hAnsi="Times New Roman"/>
           <w:i/>
-          <w:color w:val="FF0000"/>
-          <w:sz w:val="24"/>
-        </w:rPr>
-        <w:t>Кондак (г. 3):</w:t>
-      </w:r>
-      <w:r>
-        <w:rPr>
-          <w:rFonts w:ascii="Times New Roman" w:hAnsi="Times New Roman"/>
-          <w:color w:val="FF0000"/>
-          <w:sz w:val="24"/>
-        </w:rPr>
-        <w:t xml:space="preserve"> </w:t>
-      </w:r>
-      <w:r>
-        <w:rPr>
-          <w:rFonts w:ascii="Times New Roman" w:hAnsi="Times New Roman"/>
-          <w:sz w:val="24"/>
-        </w:rPr>
-        <w:t>Днесь Константин із матір’ю Оленою показують хрест, всечесне Древо* – для всіх юдеїв посоромлення, зброя ж на противників вірним,* бо ради нас з’явилося знамено велике і в боях грізне.</w:t>
+          <w:color w:val="FF4400"/>
+          <w:sz w:val="24"/>
+        </w:rPr>
+        <w:t>Кондак (г. 8):</w:t>
+      </w:r>
+      <w:r>
+        <w:rPr>
+          <w:rFonts w:ascii="Times New Roman" w:hAnsi="Times New Roman"/>
+          <w:color w:val="333333"/>
+          <w:sz w:val="24"/>
+        </w:rPr>
+        <w:t xml:space="preserve"> Коли Ти, зійшовши, язики змішав,* розділив Ти народи, Всевишній.* Коли ж вогненні язики Ти роздавав,* у з’єднання всіх Ти призвав.* I одноголосно славимо Пресвятого Духа.</w:t>
       </w:r>
     </w:p>
     <w:p>
@@ -7165,7 +7175,7 @@
         <w:rPr>
           <w:rFonts w:ascii="Times New Roman" w:hAnsi="Times New Roman"/>
           <w:i/>
-          <w:color w:val="FF0000"/>
+          <w:color w:val="FF4400"/>
           <w:sz w:val="24"/>
         </w:rPr>
         <w:t>Тропар (г. 8):</w:t>
@@ -7173,9 +7183,26 @@
       <w:r>
         <w:rPr>
           <w:rFonts w:ascii="Times New Roman" w:hAnsi="Times New Roman"/>
-          <w:sz w:val="24"/>
-        </w:rPr>
-        <w:t xml:space="preserve"> Хреста твого образ на небі побачивши,* і як Павло, покликання не від людей прийнявши,* між царями твій апостол, Господи, царюючий город у руку твою положив.* Спасай нас завжди в мирі, молитвами Богородиці,* єдиний Чоловіколюбче.</w:t>
+          <w:color w:val="333333"/>
+          <w:sz w:val="24"/>
+        </w:rPr>
+        <w:t xml:space="preserve"> Благословен єси, Христе Боже наш,* що премудрими рибаків явив,* </w:t>
+      </w:r>
+      <w:r>
+        <w:rPr>
+          <w:rFonts w:ascii="Times New Roman" w:hAnsi="Times New Roman"/>
+          <w:color w:val="333333"/>
+          <w:sz w:val="24"/>
+        </w:rPr>
+        <w:t>зіславши</w:t>
+      </w:r>
+      <w:r>
+        <w:rPr>
+          <w:rFonts w:ascii="Times New Roman" w:hAnsi="Times New Roman"/>
+          <w:color w:val="333333"/>
+          <w:sz w:val="24"/>
+        </w:rPr>
+        <w:t xml:space="preserve"> їм Духа Святого,* і ними уловив вселенну.* Чоловіколюбче, слава Тобі.</w:t>
       </w:r>
     </w:p>
     <w:p>
@@ -7724,25 +7751,18 @@
         <w:rPr>
           <w:rFonts w:ascii="Times New Roman" w:hAnsi="Times New Roman"/>
           <w:i/>
-          <w:color w:val="FF0000"/>
-          <w:sz w:val="24"/>
-        </w:rPr>
-        <w:t>Кондак (г. 3):</w:t>
-      </w:r>
-      <w:r>
-        <w:rPr>
-          <w:rFonts w:ascii="Times New Roman" w:hAnsi="Times New Roman"/>
-          <w:color w:val="FF0000"/>
-          <w:sz w:val="24"/>
-        </w:rPr>
-        <w:t xml:space="preserve"> </w:t>
-      </w:r>
-      <w:r>
-        <w:rPr>
-          <w:rFonts w:ascii="Times New Roman" w:hAnsi="Times New Roman"/>
-          <w:sz w:val="24"/>
-        </w:rPr>
-        <w:t>Днесь Константин із матір’ю Оленою показують хрест, всечесне Древо* – для всіх юдеїв посоромлення, зброя ж на противників вірним,* бо ради нас з’явилося знамено велике і в боях грізне.</w:t>
+          <w:color w:val="FF4400"/>
+          <w:sz w:val="24"/>
+        </w:rPr>
+        <w:t>Кондак (г. 8):</w:t>
+      </w:r>
+      <w:r>
+        <w:rPr>
+          <w:rFonts w:ascii="Times New Roman" w:hAnsi="Times New Roman"/>
+          <w:color w:val="333333"/>
+          <w:sz w:val="24"/>
+        </w:rPr>
+        <w:t xml:space="preserve"> Коли Ти, зійшовши, язики змішав,* розділив Ти народи, Всевишній.* Коли ж вогненні язики Ти роздавав,* у з’єднання всіх Ти призвав.* I одноголосно славимо Пресвятого Духа.</w:t>
       </w:r>
     </w:p>
     <w:p>
@@ -9696,7 +9716,7 @@
         <w:rPr>
           <w:rFonts w:ascii="Times New Roman" w:hAnsi="Times New Roman"/>
           <w:i/>
-          <w:color w:val="FF0000"/>
+          <w:color w:val="FF4400"/>
           <w:sz w:val="24"/>
         </w:rPr>
         <w:t>Тропар (г. 8):</w:t>
@@ -9704,9 +9724,26 @@
       <w:r>
         <w:rPr>
           <w:rFonts w:ascii="Times New Roman" w:hAnsi="Times New Roman"/>
-          <w:sz w:val="24"/>
-        </w:rPr>
-        <w:t xml:space="preserve"> Хреста твого образ на небі побачивши,* і як Павло, покликання не від людей прийнявши,* між царями твій апостол, Господи, царюючий город у руку твою положив.* Спасай нас завжди в мирі, молитвами Богородиці,* єдиний Чоловіколюбче.</w:t>
+          <w:color w:val="333333"/>
+          <w:sz w:val="24"/>
+        </w:rPr>
+        <w:t xml:space="preserve"> Благословен єси, Христе Боже наш,* що премудрими рибаків явив,* </w:t>
+      </w:r>
+      <w:r>
+        <w:rPr>
+          <w:rFonts w:ascii="Times New Roman" w:hAnsi="Times New Roman"/>
+          <w:color w:val="333333"/>
+          <w:sz w:val="24"/>
+        </w:rPr>
+        <w:t>зіславши</w:t>
+      </w:r>
+      <w:r>
+        <w:rPr>
+          <w:rFonts w:ascii="Times New Roman" w:hAnsi="Times New Roman"/>
+          <w:color w:val="333333"/>
+          <w:sz w:val="24"/>
+        </w:rPr>
+        <w:t xml:space="preserve"> їм Духа Святого,* і ними уловив вселенну.* Чоловіколюбче, слава Тобі.</w:t>
       </w:r>
     </w:p>
     <w:p>
